--- a/az/wisdom-stories/gifts-of-allah.docx
+++ b/az/wisdom-stories/gifts-of-allah.docx
@@ -126,7 +126,7 @@
         <w:rPr>
           <w:lang/>
         </w:rPr>
-        <w:t xml:space="preserve"> Hər nemət həm də bir imtahandır. İnsanın kimliyini sahib olduqları deyil, onlara necə münasibət bəslədiyi və hansı əməllərə çevirdiyi göstərir.</w:t>
+        <w:t xml:space="preserve"> Hər nemət həm də bir imtahandır. İnsanın kimliyini sahib olduqları deyil, onların qədrini necə bildiyi və onlardan necə istifadə etdiyi göstərir.</w:t>
       </w:r>
     </w:p>
     <w:p>
